--- a/legal/Aurora-Terms-of-Service.docx
+++ b/legal/Aurora-Terms-of-Service.docx
@@ -12,7 +12,7 @@
           <w:color w:val="7A2A26"/>
           <w:sz w:val="40"/>
         </w:rPr>
-        <w:t>AURORA</w:t>
+        <w:t>JOTSPRING</w:t>
       </w:r>
     </w:p>
     <w:p>
@@ -35,7 +35,7 @@
     </w:p>
     <w:p>
       <w:r>
-        <w:t>These Terms govern your access to and use of Aurora, a project-management application operated by Jai Akash, an individual sole proprietor trading as "Nvexis".</w:t>
+        <w:t>These Terms govern your access to and use of Jotspring, a project-management application operated by Jai Akash, an individual sole proprietor trading as "Nvexis".</w:t>
       </w:r>
     </w:p>
     <w:p>
@@ -65,7 +65,7 @@
     </w:p>
     <w:p>
       <w:r>
-        <w:t>Aurora (the "Service") is a project-management application — Kanban boards, to-do lists, calendars, notes, a canvas, and collaboration — delivered as an installable web app (PWA). The Service is operated by an individual sole proprietor trading as "Nvexis" ("we", "us", "our"). "Aurora" is the product; "Nvexis" is the operator.</w:t>
+        <w:t>Jotspring (the "Service") is a project-management application — Kanban boards, to-do lists, calendars, notes, a canvas, and collaboration — delivered as an installable web app (PWA). The Service is operated by an individual sole proprietor trading as "Nvexis" ("we", "us", "our"). "Jotspring" is the product; "Nvexis" is the operator.</w:t>
       </w:r>
     </w:p>
     <w:p>
@@ -108,7 +108,7 @@
     </w:p>
     <w:p>
       <w:r>
-        <w:t>Aurora offers a free plan and a paid "Pro" plan (and a "Team" plan). Feature availability, limits (such as the number of projects on the free tier), and plan contents are described in the app and on our pricing page and may change over time. We may offer, modify, or withdraw plans and features at our discretion, with reasonable notice for material reductions to a plan you are actively paying for.</w:t>
+        <w:t>Jotspring offers a free plan and a paid "Pro" plan (and a "Team" plan). Feature availability, limits (such as the number of projects on the free tier), and plan contents are described in the app and on our pricing page and may change over time. We may offer, modify, or withdraw plans and features at our discretion, with reasonable notice for material reductions to a plan you are actively paying for.</w:t>
       </w:r>
     </w:p>
     <w:p>
@@ -262,7 +262,7 @@
     </w:p>
     <w:p>
       <w:r>
-        <w:t>The Service, and all software, design, branding (including the "Aurora" and "Nvexis" names and logos), text, and other materials we provide, are owned by us or our licensors and protected by intellectual-property laws. Subject to these Terms, we grant you a limited, non-exclusive, non-transferable, revocable licence to use the Service for its intended purpose. No rights are granted except as expressly stated.</w:t>
+        <w:t>The Service, and all software, design, branding (including the "Jotspring" and "Nvexis" names and logos), text, and other materials we provide, are owned by us or our licensors and protected by intellectual-property laws. Subject to these Terms, we grant you a limited, non-exclusive, non-transferable, revocable licence to use the Service for its intended purpose. No rights are granted except as expressly stated.</w:t>
       </w:r>
     </w:p>
     <w:p>
@@ -375,7 +375,7 @@
     </w:p>
     <w:p>
       <w:r>
-        <w:t>These Terms are governed by the laws of India, without regard to conflict-of-laws rules, and the competent courts at Thiruvallur, Tamil Nadu will have exclusive jurisdiction, subject to any mandatory consumer-protection rights you have where you live. Aurora is available to users internationally; if you use the Service from India, the United States, the EEA/UK, or elsewhere, you are responsible for compliance with your local laws, and mandatory local consumer rights are unaffected by this clause.</w:t>
+        <w:t>These Terms are governed by the laws of India, without regard to conflict-of-laws rules, and the competent courts at Thiruvallur, Tamil Nadu will have exclusive jurisdiction, subject to any mandatory consumer-protection rights you have where you live. Jotspring is available to users internationally; if you use the Service from India, the United States, the EEA/UK, or elsewhere, you are responsible for compliance with your local laws, and mandatory local consumer rights are unaffected by this clause.</w:t>
       </w:r>
     </w:p>
     <w:p>
